--- a/курсовая по бд/Итоговые отчётники/Шаблон_курсовая_2025.docx
+++ b/курсовая по бд/Итоговые отчётники/Шаблон_курсовая_2025.docx
@@ -1,6 +1,6 @@
 
 <file path=word/document.xml><?xml version="1.0" encoding="utf-8"?>
-<w:document xmlns:wpc="http://schemas.microsoft.com/office/word/2010/wordprocessingCanvas" xmlns:cx="http://schemas.microsoft.com/office/drawing/2014/chartex" xmlns:cx1="http://schemas.microsoft.com/office/drawing/2015/9/8/chartex" xmlns:cx2="http://schemas.microsoft.com/office/drawing/2015/10/21/chartex" xmlns:cx3="http://schemas.microsoft.com/office/drawing/2016/5/9/chartex" xmlns:cx4="http://schemas.microsoft.com/office/drawing/2016/5/10/chartex" xmlns:cx5="http://schemas.microsoft.com/office/drawing/2016/5/11/chartex" xmlns:cx6="http://schemas.microsoft.com/office/drawing/2016/5/12/chartex" xmlns:cx7="http://schemas.microsoft.com/office/drawing/2016/5/13/chartex" xmlns:cx8="http://schemas.microsoft.com/office/drawing/2016/5/14/chartex" xmlns:mc="http://schemas.openxmlformats.org/markup-compatibility/2006" xmlns:aink="http://schemas.microsoft.com/office/drawing/2016/ink" xmlns:am3d="http://schemas.microsoft.com/office/drawing/2017/model3d" xmlns:o="urn:schemas-microsoft-com:office:office" xmlns:r="http://schemas.openxmlformats.org/officeDocument/2006/relationships" xmlns:m="http://schemas.openxmlformats.org/officeDocument/2006/math" xmlns:v="urn:schemas-microsoft-com:vml" xmlns:wp14="http://schemas.microsoft.com/office/word/2010/wordprocessingDrawing" xmlns:wp="http://schemas.openxmlformats.org/drawingml/2006/wordprocessingDrawing" xmlns:w10="urn:schemas-microsoft-com:office:word" xmlns:w="http://schemas.openxmlformats.org/wordprocessingml/2006/main" xmlns:w14="http://schemas.microsoft.com/office/word/2010/wordml" xmlns:w15="http://schemas.microsoft.com/office/word/2012/wordml" xmlns:w16cex="http://schemas.microsoft.com/office/word/2018/wordml/cex" xmlns:w16cid="http://schemas.microsoft.com/office/word/2016/wordml/cid" xmlns:w16="http://schemas.microsoft.com/office/word/2018/wordml" xmlns:w16se="http://schemas.microsoft.com/office/word/2015/wordml/symex" xmlns:wpg="http://schemas.microsoft.com/office/word/2010/wordprocessingGroup" xmlns:wpi="http://schemas.microsoft.com/office/word/2010/wordprocessingInk" xmlns:wne="http://schemas.microsoft.com/office/word/2006/wordml" xmlns:wps="http://schemas.microsoft.com/office/word/2010/wordprocessingShape" mc:Ignorable="w14 w15 w16se w16cid w16 w16cex wp14">
+<w:document xmlns:wpc="http://schemas.microsoft.com/office/word/2010/wordprocessingCanvas" xmlns:cx="http://schemas.microsoft.com/office/drawing/2014/chartex" xmlns:cx1="http://schemas.microsoft.com/office/drawing/2015/9/8/chartex" xmlns:cx2="http://schemas.microsoft.com/office/drawing/2015/10/21/chartex" xmlns:cx3="http://schemas.microsoft.com/office/drawing/2016/5/9/chartex" xmlns:cx4="http://schemas.microsoft.com/office/drawing/2016/5/10/chartex" xmlns:cx5="http://schemas.microsoft.com/office/drawing/2016/5/11/chartex" xmlns:cx6="http://schemas.microsoft.com/office/drawing/2016/5/12/chartex" xmlns:cx7="http://schemas.microsoft.com/office/drawing/2016/5/13/chartex" xmlns:cx8="http://schemas.microsoft.com/office/drawing/2016/5/14/chartex" xmlns:mc="http://schemas.openxmlformats.org/markup-compatibility/2006" xmlns:aink="http://schemas.microsoft.com/office/drawing/2016/ink" xmlns:am3d="http://schemas.microsoft.com/office/drawing/2017/model3d" xmlns:o="urn:schemas-microsoft-com:office:office" xmlns:r="http://schemas.openxmlformats.org/officeDocument/2006/relationships" xmlns:m="http://schemas.openxmlformats.org/officeDocument/2006/math" xmlns:v="urn:schemas-microsoft-com:vml" xmlns:wp14="http://schemas.microsoft.com/office/word/2010/wordprocessingDrawing" xmlns:wp="http://schemas.openxmlformats.org/drawingml/2006/wordprocessingDrawing" xmlns:w10="urn:schemas-microsoft-com:office:word" xmlns:w="http://schemas.openxmlformats.org/wordprocessingml/2006/main" xmlns:w14="http://schemas.microsoft.com/office/word/2010/wordml" xmlns:w15="http://schemas.microsoft.com/office/word/2012/wordml" xmlns:w16cid="http://schemas.microsoft.com/office/word/2016/wordml/cid" xmlns:w16se="http://schemas.microsoft.com/office/word/2015/wordml/symex" xmlns:wpg="http://schemas.microsoft.com/office/word/2010/wordprocessingGroup" xmlns:wpi="http://schemas.microsoft.com/office/word/2010/wordprocessingInk" xmlns:wne="http://schemas.microsoft.com/office/word/2006/wordml" xmlns:wps="http://schemas.microsoft.com/office/word/2010/wordprocessingShape" mc:Ignorable="w14 w15 w16se w16cid wp14">
   <w:body>
     <w:p>
       <w:pPr>
@@ -1875,25 +1875,7 @@
           <w:szCs w:val="28"/>
           <w:highlight w:val="yellow"/>
         </w:rPr>
-        <w:t xml:space="preserve">Инфологическое и </w:t>
-      </w:r>
-      <w:proofErr w:type="spellStart"/>
-      <w:r>
-        <w:rPr>
-          <w:sz w:val="28"/>
-          <w:szCs w:val="28"/>
-          <w:highlight w:val="yellow"/>
-        </w:rPr>
-        <w:t>даталогическое</w:t>
-      </w:r>
-      <w:proofErr w:type="spellEnd"/>
-      <w:r>
-        <w:rPr>
-          <w:sz w:val="28"/>
-          <w:szCs w:val="28"/>
-          <w:highlight w:val="yellow"/>
-        </w:rPr>
-        <w:t xml:space="preserve"> проектирование.</w:t>
+        <w:t>Инфологическое и даталогическое проектирование.</w:t>
       </w:r>
     </w:p>
     <w:p>
@@ -2027,27 +2009,7 @@
           <w:szCs w:val="28"/>
           <w:highlight w:val="yellow"/>
         </w:rPr>
-        <w:t xml:space="preserve">. Во введении обоснована актуальность темы исследования. В первой главе описано логическое проектирование базы данных, т.е. инфологическая модель, </w:t>
-      </w:r>
-      <w:proofErr w:type="spellStart"/>
-      <w:r>
-        <w:rPr>
-          <w:bCs/>
-          <w:sz w:val="28"/>
-          <w:szCs w:val="28"/>
-          <w:highlight w:val="yellow"/>
-        </w:rPr>
-        <w:t>даталогическая</w:t>
-      </w:r>
-      <w:proofErr w:type="spellEnd"/>
-      <w:r>
-        <w:rPr>
-          <w:bCs/>
-          <w:sz w:val="28"/>
-          <w:szCs w:val="28"/>
-          <w:highlight w:val="yellow"/>
-        </w:rPr>
-        <w:t xml:space="preserve"> модель, нормализация отношений, а также описание предметной области и составление требование к базе данных. Вторая глава посвящена описанию процесса разработки непосредственно самой базы данных, а после и пользовательского приложения для работы с ней.</w:t>
+        <w:t>. Во введении обоснована актуальность темы исследования. В первой главе описано логическое проектирование базы данных, т.е. инфологическая модель, даталогическая модель, нормализация отношений, а также описание предметной области и составление требование к базе данных. Вторая глава посвящена описанию процесса разработки непосредственно самой базы данных, а после и пользовательского приложения для работы с ней.</w:t>
       </w:r>
     </w:p>
     <w:p>
@@ -2355,27 +2317,7 @@
           <w:sz w:val="28"/>
           <w:szCs w:val="28"/>
         </w:rPr>
-        <w:t xml:space="preserve">Инфологическое и </w:t>
-      </w:r>
-      <w:proofErr w:type="spellStart"/>
-      <w:r>
-        <w:rPr>
-          <w:rFonts w:ascii="Times New Roman" w:hAnsi="Times New Roman" w:cs="Times New Roman"/>
-          <w:color w:val="auto"/>
-          <w:sz w:val="28"/>
-          <w:szCs w:val="28"/>
-        </w:rPr>
-        <w:t>даталогическое</w:t>
-      </w:r>
-      <w:proofErr w:type="spellEnd"/>
-      <w:r>
-        <w:rPr>
-          <w:rFonts w:ascii="Times New Roman" w:hAnsi="Times New Roman" w:cs="Times New Roman"/>
-          <w:color w:val="auto"/>
-          <w:sz w:val="28"/>
-          <w:szCs w:val="28"/>
-        </w:rPr>
-        <w:t xml:space="preserve"> проектирование</w:t>
+        <w:t>Инфологическое и даталогическое проектирование</w:t>
       </w:r>
     </w:p>
     <w:p>
@@ -2512,25 +2454,7 @@
           <w:szCs w:val="28"/>
           <w:highlight w:val="yellow"/>
         </w:rPr>
-        <w:t xml:space="preserve">В первой главе описана предметная область, установлены требования к разрабатываемой базе данных и выбраны средства их реализации. Была рассмотрена выбранная СУБД и выполнены нормализация отношений, </w:t>
-      </w:r>
-      <w:proofErr w:type="spellStart"/>
-      <w:r>
-        <w:rPr>
-          <w:sz w:val="28"/>
-          <w:szCs w:val="28"/>
-          <w:highlight w:val="yellow"/>
-        </w:rPr>
-        <w:t>даталогическая</w:t>
-      </w:r>
-      <w:proofErr w:type="spellEnd"/>
-      <w:r>
-        <w:rPr>
-          <w:sz w:val="28"/>
-          <w:szCs w:val="28"/>
-          <w:highlight w:val="yellow"/>
-        </w:rPr>
-        <w:t xml:space="preserve"> модель, инфологическая модель.</w:t>
+        <w:t>В первой главе описана предметная область, установлены требования к разрабатываемой базе данных и выбраны средства их реализации. Была рассмотрена выбранная СУБД и выполнены нормализация отношений, даталогическая модель, инфологическая модель.</w:t>
       </w:r>
       <w:r>
         <w:rPr>
@@ -2685,8 +2609,6 @@
           <w:szCs w:val="28"/>
         </w:rPr>
       </w:pPr>
-      <w:bookmarkStart w:id="6" w:name="_GoBack"/>
-      <w:bookmarkEnd w:id="6"/>
     </w:p>
     <w:p/>
     <w:p/>
@@ -2706,7 +2628,7 @@
           <w:szCs w:val="28"/>
         </w:rPr>
       </w:pPr>
-      <w:bookmarkStart w:id="7" w:name="_Toc478633514"/>
+      <w:bookmarkStart w:id="6" w:name="_Toc478633514"/>
       <w:r>
         <w:rPr>
           <w:rFonts w:ascii="Times New Roman" w:hAnsi="Times New Roman" w:cs="Times New Roman"/>
@@ -2725,7 +2647,7 @@
         </w:rPr>
         <w:t xml:space="preserve"> </w:t>
       </w:r>
-      <w:bookmarkEnd w:id="7"/>
+      <w:bookmarkEnd w:id="6"/>
       <w:r>
         <w:rPr>
           <w:rFonts w:ascii="Times New Roman" w:hAnsi="Times New Roman" w:cs="Times New Roman"/>
@@ -2842,7 +2764,7 @@
           <w:szCs w:val="28"/>
         </w:rPr>
       </w:pPr>
-      <w:bookmarkStart w:id="8" w:name="_Toc478633515"/>
+      <w:bookmarkStart w:id="7" w:name="_Toc478633515"/>
       <w:r>
         <w:rPr>
           <w:rFonts w:ascii="Times New Roman" w:hAnsi="Times New Roman" w:cs="Times New Roman"/>
@@ -2852,7 +2774,7 @@
         </w:rPr>
         <w:t>ЗАКЛЮЧЕНИЕ</w:t>
       </w:r>
-      <w:bookmarkEnd w:id="8"/>
+      <w:bookmarkEnd w:id="7"/>
     </w:p>
     <w:p>
       <w:pPr>
@@ -2887,7 +2809,7 @@
           <w:szCs w:val="28"/>
         </w:rPr>
       </w:pPr>
-      <w:bookmarkStart w:id="9" w:name="_Toc478633516"/>
+      <w:bookmarkStart w:id="8" w:name="_Toc478633516"/>
       <w:r>
         <w:rPr>
           <w:rFonts w:ascii="Times New Roman" w:hAnsi="Times New Roman" w:cs="Times New Roman"/>
@@ -2925,7 +2847,7 @@
         </w:rPr>
         <w:t>ИСТОЧНИКОВ</w:t>
       </w:r>
-      <w:bookmarkEnd w:id="9"/>
+      <w:bookmarkEnd w:id="8"/>
     </w:p>
     <w:p>
       <w:pPr>
@@ -2952,8 +2874,15 @@
     <w:p>
       <w:pPr>
         <w:pStyle w:val="a5"/>
-        <w:spacing w:line="360" w:lineRule="auto"/>
-        <w:ind w:left="709"/>
+        <w:numPr>
+          <w:ilvl w:val="0"/>
+          <w:numId w:val="27"/>
+        </w:numPr>
+        <w:tabs>
+          <w:tab w:val="left" w:pos="1069"/>
+        </w:tabs>
+        <w:spacing w:line="360" w:lineRule="auto"/>
+        <w:ind w:left="0" w:firstLine="709"/>
         <w:jc w:val="both"/>
         <w:rPr>
           <w:sz w:val="28"/>
@@ -2962,24 +2891,604 @@
       <w:r>
         <w:rPr>
           <w:sz w:val="28"/>
-          <w:highlight w:val="yellow"/>
-        </w:rPr>
-        <w:t>20 ШТ</w:t>
-      </w:r>
-      <w:r>
-        <w:rPr>
-          <w:sz w:val="28"/>
-          <w:highlight w:val="yellow"/>
+        </w:rPr>
+        <w:t>Федеральный закон от 27.07.2006 № 152-ФЗ (ред. от 01.03.2024) «О персональных данных». – М.: Нормативка, 2024. – 32 с.</w:t>
+      </w:r>
+    </w:p>
+    <w:p>
+      <w:pPr>
+        <w:pStyle w:val="a5"/>
+        <w:numPr>
+          <w:ilvl w:val="0"/>
+          <w:numId w:val="27"/>
+        </w:numPr>
+        <w:tabs>
+          <w:tab w:val="left" w:pos="1069"/>
+        </w:tabs>
+        <w:spacing w:line="360" w:lineRule="auto"/>
+        <w:ind w:left="0" w:firstLine="709"/>
+        <w:jc w:val="both"/>
+        <w:rPr>
+          <w:sz w:val="28"/>
+        </w:rPr>
+      </w:pPr>
+      <w:r>
+        <w:rPr>
+          <w:sz w:val="28"/>
+        </w:rPr>
+        <w:t>Федеральный закон от 07.02.1992 № 2300-1 (ред. от 01.01.2024) «О защите прав потребителей». – М.: Проспект, 2023. – 48 с.</w:t>
+      </w:r>
+    </w:p>
+    <w:p>
+      <w:pPr>
+        <w:pStyle w:val="a5"/>
+        <w:numPr>
+          <w:ilvl w:val="0"/>
+          <w:numId w:val="27"/>
+        </w:numPr>
+        <w:tabs>
+          <w:tab w:val="left" w:pos="1069"/>
+        </w:tabs>
+        <w:spacing w:line="360" w:lineRule="auto"/>
+        <w:ind w:left="0" w:firstLine="709"/>
+        <w:jc w:val="both"/>
+        <w:rPr>
+          <w:sz w:val="28"/>
+        </w:rPr>
+      </w:pPr>
+      <w:r>
+        <w:rPr>
+          <w:sz w:val="28"/>
+        </w:rPr>
+        <w:t>Федеральный закон от 29.12.2012 № 273-ФЗ (ред. от 01.01.2024) «Об образовании в Российской Федерации». – М.: Проспект, 2023. – 65 с.</w:t>
+      </w:r>
+    </w:p>
+    <w:p>
+      <w:pPr>
+        <w:pStyle w:val="a5"/>
+        <w:numPr>
+          <w:ilvl w:val="0"/>
+          <w:numId w:val="27"/>
+        </w:numPr>
+        <w:tabs>
+          <w:tab w:val="left" w:pos="1069"/>
+        </w:tabs>
+        <w:spacing w:line="360" w:lineRule="auto"/>
+        <w:ind w:left="0" w:firstLine="709"/>
+        <w:jc w:val="both"/>
+        <w:rPr>
+          <w:sz w:val="28"/>
+        </w:rPr>
+      </w:pPr>
+      <w:r>
+        <w:rPr>
+          <w:sz w:val="28"/>
+        </w:rPr>
+        <w:t>Постановление Правительства РФ от 16.04.2012 № 291 (ред. от 01.03.2024) «О лицензировании ресторанной деятельности». – М.: Право, 2024. – 20 с.</w:t>
+      </w:r>
+    </w:p>
+    <w:p>
+      <w:pPr>
+        <w:pStyle w:val="a5"/>
+        <w:numPr>
+          <w:ilvl w:val="0"/>
+          <w:numId w:val="27"/>
+        </w:numPr>
+        <w:tabs>
+          <w:tab w:val="left" w:pos="1069"/>
+        </w:tabs>
+        <w:spacing w:line="360" w:lineRule="auto"/>
+        <w:ind w:left="0" w:firstLine="709"/>
+        <w:jc w:val="both"/>
+        <w:rPr>
+          <w:sz w:val="28"/>
+        </w:rPr>
+      </w:pPr>
+      <w:r>
+        <w:rPr>
+          <w:sz w:val="28"/>
+        </w:rPr>
+        <w:t>ГОСТ 7.1–2003. Библиографическая запись. Библиографическое описание. Общие требования и правила составления. – М.: Стандартинформ, 2020. – 45 с.</w:t>
+      </w:r>
+    </w:p>
+    <w:p>
+      <w:pPr>
+        <w:pStyle w:val="a5"/>
+        <w:numPr>
+          <w:ilvl w:val="0"/>
+          <w:numId w:val="27"/>
+        </w:numPr>
+        <w:tabs>
+          <w:tab w:val="left" w:pos="1069"/>
+        </w:tabs>
+        <w:spacing w:line="360" w:lineRule="auto"/>
+        <w:ind w:left="0" w:firstLine="709"/>
+        <w:jc w:val="both"/>
+        <w:rPr>
+          <w:sz w:val="28"/>
+        </w:rPr>
+      </w:pPr>
+      <w:r>
+        <w:rPr>
+          <w:sz w:val="28"/>
+        </w:rPr>
+        <w:t>СанПиН 2.3/2.4.3590-20 «Санитарно-эпидемиологические требования к организации общественного питания». – М.: Роспотребнадзор, 2021. – 60 с.</w:t>
+      </w:r>
+    </w:p>
+    <w:p>
+      <w:pPr>
+        <w:pStyle w:val="a5"/>
+        <w:numPr>
+          <w:ilvl w:val="0"/>
+          <w:numId w:val="27"/>
+        </w:numPr>
+        <w:tabs>
+          <w:tab w:val="left" w:pos="1069"/>
+        </w:tabs>
+        <w:spacing w:line="360" w:lineRule="auto"/>
+        <w:ind w:left="0" w:firstLine="709"/>
+        <w:jc w:val="both"/>
+        <w:rPr>
+          <w:sz w:val="28"/>
+        </w:rPr>
+      </w:pPr>
+      <w:r>
+        <w:rPr>
+          <w:sz w:val="28"/>
+        </w:rPr>
+        <w:t>Базы данных: проектирование, реализация и сопровождение: учебник / В.А. Соловьев. – М.: Юрайт, 2021. – 365 с.</w:t>
+      </w:r>
+    </w:p>
+    <w:p>
+      <w:pPr>
+        <w:pStyle w:val="a5"/>
+        <w:numPr>
+          <w:ilvl w:val="0"/>
+          <w:numId w:val="27"/>
+        </w:numPr>
+        <w:tabs>
+          <w:tab w:val="left" w:pos="1069"/>
+        </w:tabs>
+        <w:spacing w:line="360" w:lineRule="auto"/>
+        <w:ind w:left="0" w:firstLine="709"/>
+        <w:jc w:val="both"/>
+        <w:rPr>
+          <w:sz w:val="28"/>
+        </w:rPr>
+      </w:pPr>
+      <w:r>
+        <w:rPr>
+          <w:sz w:val="28"/>
+        </w:rPr>
+        <w:t>Головачев В.В. Основы реляционных баз данных. – СПб.: Питер, 2020. – 250 с.</w:t>
+      </w:r>
+    </w:p>
+    <w:p>
+      <w:pPr>
+        <w:pStyle w:val="a5"/>
+        <w:numPr>
+          <w:ilvl w:val="0"/>
+          <w:numId w:val="27"/>
+        </w:numPr>
+        <w:tabs>
+          <w:tab w:val="left" w:pos="1069"/>
+        </w:tabs>
+        <w:spacing w:line="360" w:lineRule="auto"/>
+        <w:ind w:left="0" w:firstLine="709"/>
+        <w:jc w:val="both"/>
+        <w:rPr>
+          <w:sz w:val="28"/>
+        </w:rPr>
+      </w:pPr>
+      <w:r>
+        <w:rPr>
+          <w:sz w:val="28"/>
+        </w:rPr>
+        <w:t>Мельник А.Г. SQL. Практикум по запросам: учебное пособие. – М.: ФИНИСТ, 2019. – 148 с.</w:t>
+      </w:r>
+    </w:p>
+    <w:p>
+      <w:pPr>
+        <w:pStyle w:val="a5"/>
+        <w:numPr>
+          <w:ilvl w:val="0"/>
+          <w:numId w:val="27"/>
+        </w:numPr>
+        <w:tabs>
+          <w:tab w:val="left" w:pos="1069"/>
+        </w:tabs>
+        <w:spacing w:line="360" w:lineRule="auto"/>
+        <w:ind w:left="0" w:firstLine="709"/>
+        <w:jc w:val="both"/>
+        <w:rPr>
+          <w:sz w:val="28"/>
+        </w:rPr>
+      </w:pPr>
+      <w:r>
+        <w:rPr>
+          <w:sz w:val="28"/>
+        </w:rPr>
+        <w:t>Соловьев А.И. Базы данных: учебник для вузов. – СПб.: БХВ-Петербург, 2022. – 332 с.</w:t>
+      </w:r>
+    </w:p>
+    <w:p>
+      <w:pPr>
+        <w:pStyle w:val="a5"/>
+        <w:numPr>
+          <w:ilvl w:val="0"/>
+          <w:numId w:val="27"/>
+        </w:numPr>
+        <w:tabs>
+          <w:tab w:val="left" w:pos="1069"/>
+        </w:tabs>
+        <w:spacing w:line="360" w:lineRule="auto"/>
+        <w:ind w:left="0" w:firstLine="709"/>
+        <w:jc w:val="both"/>
+        <w:rPr>
+          <w:sz w:val="28"/>
+        </w:rPr>
+      </w:pPr>
+      <w:r>
+        <w:rPr>
+          <w:sz w:val="28"/>
+        </w:rPr>
+        <w:t>Тарасов И.А. Хранение данных и бизнес-аналитика. – М.: ДМК Пресс, 2021. – 215 с.</w:t>
+      </w:r>
+    </w:p>
+    <w:p>
+      <w:pPr>
+        <w:pStyle w:val="a5"/>
+        <w:numPr>
+          <w:ilvl w:val="0"/>
+          <w:numId w:val="27"/>
+        </w:numPr>
+        <w:tabs>
+          <w:tab w:val="left" w:pos="1069"/>
+        </w:tabs>
+        <w:spacing w:line="360" w:lineRule="auto"/>
+        <w:ind w:left="0" w:firstLine="709"/>
+        <w:jc w:val="both"/>
+        <w:rPr>
+          <w:sz w:val="28"/>
+          <w:lang w:val="en-US"/>
+        </w:rPr>
+      </w:pPr>
+      <w:r>
+        <w:rPr>
+          <w:sz w:val="28"/>
+          <w:lang w:val="en-US"/>
+        </w:rPr>
+        <w:t>Coronel C., Morris S. Database Systems: Design, Implementation, &amp; Management. – Cengage Learning, 2022. – 672 p.</w:t>
+      </w:r>
+    </w:p>
+    <w:p>
+      <w:pPr>
+        <w:pStyle w:val="a5"/>
+        <w:numPr>
+          <w:ilvl w:val="0"/>
+          <w:numId w:val="27"/>
+        </w:numPr>
+        <w:tabs>
+          <w:tab w:val="left" w:pos="1069"/>
+        </w:tabs>
+        <w:spacing w:line="360" w:lineRule="auto"/>
+        <w:ind w:left="0" w:firstLine="709"/>
+        <w:jc w:val="both"/>
+        <w:rPr>
+          <w:sz w:val="28"/>
+          <w:lang w:val="en-US"/>
+        </w:rPr>
+      </w:pPr>
+      <w:r>
+        <w:rPr>
+          <w:sz w:val="28"/>
+          <w:lang w:val="en-US"/>
+        </w:rPr>
+        <w:lastRenderedPageBreak/>
+        <w:t>Melton J. Advanced SQL: 1999 – Understanding Object-Relational and Other Advanced Features. – Morgan Kaufmann, 2019. – 528 p.</w:t>
+      </w:r>
+    </w:p>
+    <w:p>
+      <w:pPr>
+        <w:pStyle w:val="a5"/>
+        <w:numPr>
+          <w:ilvl w:val="0"/>
+          <w:numId w:val="27"/>
+        </w:numPr>
+        <w:tabs>
+          <w:tab w:val="left" w:pos="1069"/>
+        </w:tabs>
+        <w:spacing w:line="360" w:lineRule="auto"/>
+        <w:ind w:left="0" w:firstLine="709"/>
+        <w:jc w:val="both"/>
+        <w:rPr>
+          <w:sz w:val="28"/>
+        </w:rPr>
+      </w:pPr>
+      <w:r>
+        <w:rPr>
+          <w:sz w:val="28"/>
+        </w:rPr>
+        <w:t xml:space="preserve">PostgreSQL Documentation [Электронный ресурс]. – URL: https://www.postgresql.org/docs/ (дата обращения: </w:t>
+      </w:r>
+      <w:r>
+        <w:rPr>
+          <w:sz w:val="28"/>
+        </w:rPr>
+        <w:t>10</w:t>
+      </w:r>
+      <w:r>
+        <w:rPr>
+          <w:sz w:val="28"/>
         </w:rPr>
         <w:t>.</w:t>
       </w:r>
       <w:r>
         <w:rPr>
           <w:sz w:val="28"/>
-          <w:highlight w:val="yellow"/>
-        </w:rPr>
-        <w:t xml:space="preserve"> (не старше 5 лет)</w:t>
-      </w:r>
+        </w:rPr>
+        <w:t>02</w:t>
+      </w:r>
+      <w:r>
+        <w:rPr>
+          <w:sz w:val="28"/>
+        </w:rPr>
+        <w:t>.2025)</w:t>
+      </w:r>
+    </w:p>
+    <w:p>
+      <w:pPr>
+        <w:pStyle w:val="a5"/>
+        <w:numPr>
+          <w:ilvl w:val="0"/>
+          <w:numId w:val="27"/>
+        </w:numPr>
+        <w:tabs>
+          <w:tab w:val="left" w:pos="1069"/>
+        </w:tabs>
+        <w:spacing w:line="360" w:lineRule="auto"/>
+        <w:ind w:left="0" w:firstLine="709"/>
+        <w:jc w:val="both"/>
+        <w:rPr>
+          <w:sz w:val="28"/>
+        </w:rPr>
+      </w:pPr>
+      <w:r>
+        <w:rPr>
+          <w:sz w:val="28"/>
+        </w:rPr>
+        <w:t xml:space="preserve">SQL Server Documentation – Microsoft [Электронный ресурс]. – URL: https://learn.microsoft.com/sql/ (дата обращения: </w:t>
+      </w:r>
+      <w:r>
+        <w:rPr>
+          <w:sz w:val="28"/>
+        </w:rPr>
+        <w:t>11</w:t>
+      </w:r>
+      <w:r>
+        <w:rPr>
+          <w:sz w:val="28"/>
+        </w:rPr>
+        <w:t>.</w:t>
+      </w:r>
+      <w:r>
+        <w:rPr>
+          <w:sz w:val="28"/>
+        </w:rPr>
+        <w:t>02</w:t>
+      </w:r>
+      <w:r>
+        <w:rPr>
+          <w:sz w:val="28"/>
+        </w:rPr>
+        <w:t>.2025)</w:t>
+      </w:r>
+    </w:p>
+    <w:p>
+      <w:pPr>
+        <w:pStyle w:val="a5"/>
+        <w:numPr>
+          <w:ilvl w:val="0"/>
+          <w:numId w:val="27"/>
+        </w:numPr>
+        <w:tabs>
+          <w:tab w:val="left" w:pos="1069"/>
+        </w:tabs>
+        <w:spacing w:line="360" w:lineRule="auto"/>
+        <w:ind w:left="0" w:firstLine="709"/>
+        <w:jc w:val="both"/>
+        <w:rPr>
+          <w:sz w:val="28"/>
+        </w:rPr>
+      </w:pPr>
+      <w:r>
+        <w:rPr>
+          <w:sz w:val="28"/>
+        </w:rPr>
+        <w:t xml:space="preserve">W3Schools SQL Tutorial [Электронный ресурс]. – URL: https://www.w3schools.com/sql/ (дата обращения: </w:t>
+      </w:r>
+      <w:r>
+        <w:rPr>
+          <w:sz w:val="28"/>
+        </w:rPr>
+        <w:t>05</w:t>
+      </w:r>
+      <w:r>
+        <w:rPr>
+          <w:sz w:val="28"/>
+        </w:rPr>
+        <w:t>.</w:t>
+      </w:r>
+      <w:r>
+        <w:rPr>
+          <w:sz w:val="28"/>
+        </w:rPr>
+        <w:t>02</w:t>
+      </w:r>
+      <w:r>
+        <w:rPr>
+          <w:sz w:val="28"/>
+        </w:rPr>
+        <w:t>.2025)</w:t>
+      </w:r>
+    </w:p>
+    <w:p>
+      <w:pPr>
+        <w:pStyle w:val="a5"/>
+        <w:numPr>
+          <w:ilvl w:val="0"/>
+          <w:numId w:val="27"/>
+        </w:numPr>
+        <w:tabs>
+          <w:tab w:val="left" w:pos="1069"/>
+        </w:tabs>
+        <w:spacing w:line="360" w:lineRule="auto"/>
+        <w:ind w:left="0" w:firstLine="709"/>
+        <w:jc w:val="both"/>
+        <w:rPr>
+          <w:sz w:val="28"/>
+        </w:rPr>
+      </w:pPr>
+      <w:r>
+        <w:rPr>
+          <w:sz w:val="28"/>
+        </w:rPr>
+        <w:t>SQLZoo Tutorials [Электронный ресурс]. – URL: https://sqlzoo.net/ (дата обращения: 01.0</w:t>
+      </w:r>
+      <w:r>
+        <w:rPr>
+          <w:sz w:val="28"/>
+        </w:rPr>
+        <w:t>3</w:t>
+      </w:r>
+      <w:r>
+        <w:rPr>
+          <w:sz w:val="28"/>
+        </w:rPr>
+        <w:t>.2025)</w:t>
+      </w:r>
+    </w:p>
+    <w:p>
+      <w:pPr>
+        <w:pStyle w:val="a5"/>
+        <w:numPr>
+          <w:ilvl w:val="0"/>
+          <w:numId w:val="27"/>
+        </w:numPr>
+        <w:tabs>
+          <w:tab w:val="left" w:pos="1069"/>
+        </w:tabs>
+        <w:spacing w:line="360" w:lineRule="auto"/>
+        <w:ind w:left="0" w:firstLine="709"/>
+        <w:jc w:val="both"/>
+        <w:rPr>
+          <w:sz w:val="28"/>
+        </w:rPr>
+      </w:pPr>
+      <w:r>
+        <w:rPr>
+          <w:sz w:val="28"/>
+        </w:rPr>
+        <w:t>Хабр: статьи по SQL и базам данных [Электронный ресурс]. – URL: https://habr.com/ru/hub/sql/ (дата обращения: 01.0</w:t>
+      </w:r>
+      <w:r>
+        <w:rPr>
+          <w:sz w:val="28"/>
+        </w:rPr>
+        <w:t>3</w:t>
+      </w:r>
+      <w:r>
+        <w:rPr>
+          <w:sz w:val="28"/>
+        </w:rPr>
+        <w:t>.2025)</w:t>
+      </w:r>
+    </w:p>
+    <w:p>
+      <w:pPr>
+        <w:pStyle w:val="a5"/>
+        <w:numPr>
+          <w:ilvl w:val="0"/>
+          <w:numId w:val="27"/>
+        </w:numPr>
+        <w:tabs>
+          <w:tab w:val="left" w:pos="1069"/>
+        </w:tabs>
+        <w:spacing w:line="360" w:lineRule="auto"/>
+        <w:ind w:left="0" w:firstLine="709"/>
+        <w:jc w:val="both"/>
+        <w:rPr>
+          <w:sz w:val="28"/>
+        </w:rPr>
+      </w:pPr>
+      <w:r>
+        <w:rPr>
+          <w:sz w:val="28"/>
+        </w:rPr>
+        <w:t>JetBrains DataGrip Blog [Электронный ресурс]. – URL: https://blog.jetbrains.com/datagrip/ (дата обращения: 0</w:t>
+      </w:r>
+      <w:r>
+        <w:rPr>
+          <w:sz w:val="28"/>
+        </w:rPr>
+        <w:t>4</w:t>
+      </w:r>
+      <w:r>
+        <w:rPr>
+          <w:sz w:val="28"/>
+        </w:rPr>
+        <w:t>.0</w:t>
+      </w:r>
+      <w:r>
+        <w:rPr>
+          <w:sz w:val="28"/>
+        </w:rPr>
+        <w:t>3</w:t>
+      </w:r>
+      <w:r>
+        <w:rPr>
+          <w:sz w:val="28"/>
+        </w:rPr>
+        <w:t>.2025)</w:t>
+      </w:r>
+    </w:p>
+    <w:p>
+      <w:pPr>
+        <w:pStyle w:val="a5"/>
+        <w:numPr>
+          <w:ilvl w:val="0"/>
+          <w:numId w:val="27"/>
+        </w:numPr>
+        <w:tabs>
+          <w:tab w:val="left" w:pos="1069"/>
+        </w:tabs>
+        <w:spacing w:line="360" w:lineRule="auto"/>
+        <w:ind w:left="0" w:firstLine="709"/>
+        <w:jc w:val="both"/>
+        <w:rPr>
+          <w:sz w:val="28"/>
+        </w:rPr>
+      </w:pPr>
+      <w:r>
+        <w:rPr>
+          <w:sz w:val="28"/>
+        </w:rPr>
+        <w:t>Medium: Best SQL Practices [Электронный ресурс]. – URL: https://medium.com/tag/sql (дата обращения: 01.0</w:t>
+      </w:r>
+      <w:r>
+        <w:rPr>
+          <w:sz w:val="28"/>
+        </w:rPr>
+        <w:t>3</w:t>
+      </w:r>
+      <w:r>
+        <w:rPr>
+          <w:sz w:val="28"/>
+        </w:rPr>
+        <w:t>.2025)</w:t>
+      </w:r>
+      <w:bookmarkStart w:id="9" w:name="_GoBack"/>
+      <w:bookmarkEnd w:id="9"/>
     </w:p>
     <w:sectPr>
       <w:footerReference w:type="default" r:id="rId8"/>
@@ -2994,7 +3503,7 @@
 </file>
 
 <file path=word/endnotes.xml><?xml version="1.0" encoding="utf-8"?>
-<w:endnotes xmlns:wpc="http://schemas.microsoft.com/office/word/2010/wordprocessingCanvas" xmlns:cx="http://schemas.microsoft.com/office/drawing/2014/chartex" xmlns:cx1="http://schemas.microsoft.com/office/drawing/2015/9/8/chartex" xmlns:cx2="http://schemas.microsoft.com/office/drawing/2015/10/21/chartex" xmlns:cx3="http://schemas.microsoft.com/office/drawing/2016/5/9/chartex" xmlns:cx4="http://schemas.microsoft.com/office/drawing/2016/5/10/chartex" xmlns:cx5="http://schemas.microsoft.com/office/drawing/2016/5/11/chartex" xmlns:cx6="http://schemas.microsoft.com/office/drawing/2016/5/12/chartex" xmlns:cx7="http://schemas.microsoft.com/office/drawing/2016/5/13/chartex" xmlns:cx8="http://schemas.microsoft.com/office/drawing/2016/5/14/chartex" xmlns:mc="http://schemas.openxmlformats.org/markup-compatibility/2006" xmlns:aink="http://schemas.microsoft.com/office/drawing/2016/ink" xmlns:am3d="http://schemas.microsoft.com/office/drawing/2017/model3d" xmlns:o="urn:schemas-microsoft-com:office:office" xmlns:r="http://schemas.openxmlformats.org/officeDocument/2006/relationships" xmlns:m="http://schemas.openxmlformats.org/officeDocument/2006/math" xmlns:v="urn:schemas-microsoft-com:vml" xmlns:wp14="http://schemas.microsoft.com/office/word/2010/wordprocessingDrawing" xmlns:wp="http://schemas.openxmlformats.org/drawingml/2006/wordprocessingDrawing" xmlns:w10="urn:schemas-microsoft-com:office:word" xmlns:w="http://schemas.openxmlformats.org/wordprocessingml/2006/main" xmlns:w14="http://schemas.microsoft.com/office/word/2010/wordml" xmlns:w15="http://schemas.microsoft.com/office/word/2012/wordml" xmlns:w16cex="http://schemas.microsoft.com/office/word/2018/wordml/cex" xmlns:w16cid="http://schemas.microsoft.com/office/word/2016/wordml/cid" xmlns:w16="http://schemas.microsoft.com/office/word/2018/wordml" xmlns:w16se="http://schemas.microsoft.com/office/word/2015/wordml/symex" xmlns:wpg="http://schemas.microsoft.com/office/word/2010/wordprocessingGroup" xmlns:wpi="http://schemas.microsoft.com/office/word/2010/wordprocessingInk" xmlns:wne="http://schemas.microsoft.com/office/word/2006/wordml" xmlns:wps="http://schemas.microsoft.com/office/word/2010/wordprocessingShape" mc:Ignorable="w14 w15 w16se w16cid w16 w16cex wp14">
+<w:endnotes xmlns:wpc="http://schemas.microsoft.com/office/word/2010/wordprocessingCanvas" xmlns:cx="http://schemas.microsoft.com/office/drawing/2014/chartex" xmlns:cx1="http://schemas.microsoft.com/office/drawing/2015/9/8/chartex" xmlns:cx2="http://schemas.microsoft.com/office/drawing/2015/10/21/chartex" xmlns:cx3="http://schemas.microsoft.com/office/drawing/2016/5/9/chartex" xmlns:cx4="http://schemas.microsoft.com/office/drawing/2016/5/10/chartex" xmlns:cx5="http://schemas.microsoft.com/office/drawing/2016/5/11/chartex" xmlns:cx6="http://schemas.microsoft.com/office/drawing/2016/5/12/chartex" xmlns:cx7="http://schemas.microsoft.com/office/drawing/2016/5/13/chartex" xmlns:cx8="http://schemas.microsoft.com/office/drawing/2016/5/14/chartex" xmlns:mc="http://schemas.openxmlformats.org/markup-compatibility/2006" xmlns:aink="http://schemas.microsoft.com/office/drawing/2016/ink" xmlns:am3d="http://schemas.microsoft.com/office/drawing/2017/model3d" xmlns:o="urn:schemas-microsoft-com:office:office" xmlns:r="http://schemas.openxmlformats.org/officeDocument/2006/relationships" xmlns:m="http://schemas.openxmlformats.org/officeDocument/2006/math" xmlns:v="urn:schemas-microsoft-com:vml" xmlns:wp14="http://schemas.microsoft.com/office/word/2010/wordprocessingDrawing" xmlns:wp="http://schemas.openxmlformats.org/drawingml/2006/wordprocessingDrawing" xmlns:w10="urn:schemas-microsoft-com:office:word" xmlns:w="http://schemas.openxmlformats.org/wordprocessingml/2006/main" xmlns:w14="http://schemas.microsoft.com/office/word/2010/wordml" xmlns:w15="http://schemas.microsoft.com/office/word/2012/wordml" xmlns:w16cid="http://schemas.microsoft.com/office/word/2016/wordml/cid" xmlns:w16se="http://schemas.microsoft.com/office/word/2015/wordml/symex" xmlns:wpg="http://schemas.microsoft.com/office/word/2010/wordprocessingGroup" xmlns:wpi="http://schemas.microsoft.com/office/word/2010/wordprocessingInk" xmlns:wne="http://schemas.microsoft.com/office/word/2006/wordml" xmlns:wps="http://schemas.microsoft.com/office/word/2010/wordprocessingShape" mc:Ignorable="w14 w15 w16se w16cid wp14">
   <w:endnote w:type="separator" w:id="-1">
     <w:p>
       <w:r>
@@ -3013,7 +3522,7 @@
 </file>
 
 <file path=word/footer1.xml><?xml version="1.0" encoding="utf-8"?>
-<w:ftr xmlns:wpc="http://schemas.microsoft.com/office/word/2010/wordprocessingCanvas" xmlns:cx="http://schemas.microsoft.com/office/drawing/2014/chartex" xmlns:cx1="http://schemas.microsoft.com/office/drawing/2015/9/8/chartex" xmlns:cx2="http://schemas.microsoft.com/office/drawing/2015/10/21/chartex" xmlns:cx3="http://schemas.microsoft.com/office/drawing/2016/5/9/chartex" xmlns:cx4="http://schemas.microsoft.com/office/drawing/2016/5/10/chartex" xmlns:cx5="http://schemas.microsoft.com/office/drawing/2016/5/11/chartex" xmlns:cx6="http://schemas.microsoft.com/office/drawing/2016/5/12/chartex" xmlns:cx7="http://schemas.microsoft.com/office/drawing/2016/5/13/chartex" xmlns:cx8="http://schemas.microsoft.com/office/drawing/2016/5/14/chartex" xmlns:mc="http://schemas.openxmlformats.org/markup-compatibility/2006" xmlns:aink="http://schemas.microsoft.com/office/drawing/2016/ink" xmlns:am3d="http://schemas.microsoft.com/office/drawing/2017/model3d" xmlns:o="urn:schemas-microsoft-com:office:office" xmlns:r="http://schemas.openxmlformats.org/officeDocument/2006/relationships" xmlns:m="http://schemas.openxmlformats.org/officeDocument/2006/math" xmlns:v="urn:schemas-microsoft-com:vml" xmlns:wp14="http://schemas.microsoft.com/office/word/2010/wordprocessingDrawing" xmlns:wp="http://schemas.openxmlformats.org/drawingml/2006/wordprocessingDrawing" xmlns:w10="urn:schemas-microsoft-com:office:word" xmlns:w="http://schemas.openxmlformats.org/wordprocessingml/2006/main" xmlns:w14="http://schemas.microsoft.com/office/word/2010/wordml" xmlns:w15="http://schemas.microsoft.com/office/word/2012/wordml" xmlns:w16cex="http://schemas.microsoft.com/office/word/2018/wordml/cex" xmlns:w16cid="http://schemas.microsoft.com/office/word/2016/wordml/cid" xmlns:w16="http://schemas.microsoft.com/office/word/2018/wordml" xmlns:w16se="http://schemas.microsoft.com/office/word/2015/wordml/symex" xmlns:wpg="http://schemas.microsoft.com/office/word/2010/wordprocessingGroup" xmlns:wpi="http://schemas.microsoft.com/office/word/2010/wordprocessingInk" xmlns:wne="http://schemas.microsoft.com/office/word/2006/wordml" xmlns:wps="http://schemas.microsoft.com/office/word/2010/wordprocessingShape" mc:Ignorable="w14 w15 w16se w16cid w16 w16cex wp14">
+<w:ftr xmlns:wpc="http://schemas.microsoft.com/office/word/2010/wordprocessingCanvas" xmlns:cx="http://schemas.microsoft.com/office/drawing/2014/chartex" xmlns:cx1="http://schemas.microsoft.com/office/drawing/2015/9/8/chartex" xmlns:cx2="http://schemas.microsoft.com/office/drawing/2015/10/21/chartex" xmlns:cx3="http://schemas.microsoft.com/office/drawing/2016/5/9/chartex" xmlns:cx4="http://schemas.microsoft.com/office/drawing/2016/5/10/chartex" xmlns:cx5="http://schemas.microsoft.com/office/drawing/2016/5/11/chartex" xmlns:cx6="http://schemas.microsoft.com/office/drawing/2016/5/12/chartex" xmlns:cx7="http://schemas.microsoft.com/office/drawing/2016/5/13/chartex" xmlns:cx8="http://schemas.microsoft.com/office/drawing/2016/5/14/chartex" xmlns:mc="http://schemas.openxmlformats.org/markup-compatibility/2006" xmlns:aink="http://schemas.microsoft.com/office/drawing/2016/ink" xmlns:am3d="http://schemas.microsoft.com/office/drawing/2017/model3d" xmlns:o="urn:schemas-microsoft-com:office:office" xmlns:r="http://schemas.openxmlformats.org/officeDocument/2006/relationships" xmlns:m="http://schemas.openxmlformats.org/officeDocument/2006/math" xmlns:v="urn:schemas-microsoft-com:vml" xmlns:wp14="http://schemas.microsoft.com/office/word/2010/wordprocessingDrawing" xmlns:wp="http://schemas.openxmlformats.org/drawingml/2006/wordprocessingDrawing" xmlns:w10="urn:schemas-microsoft-com:office:word" xmlns:w="http://schemas.openxmlformats.org/wordprocessingml/2006/main" xmlns:w14="http://schemas.microsoft.com/office/word/2010/wordml" xmlns:w15="http://schemas.microsoft.com/office/word/2012/wordml" xmlns:w16cid="http://schemas.microsoft.com/office/word/2016/wordml/cid" xmlns:w16se="http://schemas.microsoft.com/office/word/2015/wordml/symex" xmlns:wpg="http://schemas.microsoft.com/office/word/2010/wordprocessingGroup" xmlns:wpi="http://schemas.microsoft.com/office/word/2010/wordprocessingInk" xmlns:wne="http://schemas.microsoft.com/office/word/2006/wordml" xmlns:wps="http://schemas.microsoft.com/office/word/2010/wordprocessingShape" mc:Ignorable="w14 w15 w16se w16cid wp14">
   <w:sdt>
     <w:sdtPr>
       <w:id w:val="-1602091760"/>
@@ -3058,7 +3567,7 @@
 </file>
 
 <file path=word/footnotes.xml><?xml version="1.0" encoding="utf-8"?>
-<w:footnotes xmlns:wpc="http://schemas.microsoft.com/office/word/2010/wordprocessingCanvas" xmlns:cx="http://schemas.microsoft.com/office/drawing/2014/chartex" xmlns:cx1="http://schemas.microsoft.com/office/drawing/2015/9/8/chartex" xmlns:cx2="http://schemas.microsoft.com/office/drawing/2015/10/21/chartex" xmlns:cx3="http://schemas.microsoft.com/office/drawing/2016/5/9/chartex" xmlns:cx4="http://schemas.microsoft.com/office/drawing/2016/5/10/chartex" xmlns:cx5="http://schemas.microsoft.com/office/drawing/2016/5/11/chartex" xmlns:cx6="http://schemas.microsoft.com/office/drawing/2016/5/12/chartex" xmlns:cx7="http://schemas.microsoft.com/office/drawing/2016/5/13/chartex" xmlns:cx8="http://schemas.microsoft.com/office/drawing/2016/5/14/chartex" xmlns:mc="http://schemas.openxmlformats.org/markup-compatibility/2006" xmlns:aink="http://schemas.microsoft.com/office/drawing/2016/ink" xmlns:am3d="http://schemas.microsoft.com/office/drawing/2017/model3d" xmlns:o="urn:schemas-microsoft-com:office:office" xmlns:r="http://schemas.openxmlformats.org/officeDocument/2006/relationships" xmlns:m="http://schemas.openxmlformats.org/officeDocument/2006/math" xmlns:v="urn:schemas-microsoft-com:vml" xmlns:wp14="http://schemas.microsoft.com/office/word/2010/wordprocessingDrawing" xmlns:wp="http://schemas.openxmlformats.org/drawingml/2006/wordprocessingDrawing" xmlns:w10="urn:schemas-microsoft-com:office:word" xmlns:w="http://schemas.openxmlformats.org/wordprocessingml/2006/main" xmlns:w14="http://schemas.microsoft.com/office/word/2010/wordml" xmlns:w15="http://schemas.microsoft.com/office/word/2012/wordml" xmlns:w16cex="http://schemas.microsoft.com/office/word/2018/wordml/cex" xmlns:w16cid="http://schemas.microsoft.com/office/word/2016/wordml/cid" xmlns:w16="http://schemas.microsoft.com/office/word/2018/wordml" xmlns:w16se="http://schemas.microsoft.com/office/word/2015/wordml/symex" xmlns:wpg="http://schemas.microsoft.com/office/word/2010/wordprocessingGroup" xmlns:wpi="http://schemas.microsoft.com/office/word/2010/wordprocessingInk" xmlns:wne="http://schemas.microsoft.com/office/word/2006/wordml" xmlns:wps="http://schemas.microsoft.com/office/word/2010/wordprocessingShape" mc:Ignorable="w14 w15 w16se w16cid w16 w16cex wp14">
+<w:footnotes xmlns:wpc="http://schemas.microsoft.com/office/word/2010/wordprocessingCanvas" xmlns:cx="http://schemas.microsoft.com/office/drawing/2014/chartex" xmlns:cx1="http://schemas.microsoft.com/office/drawing/2015/9/8/chartex" xmlns:cx2="http://schemas.microsoft.com/office/drawing/2015/10/21/chartex" xmlns:cx3="http://schemas.microsoft.com/office/drawing/2016/5/9/chartex" xmlns:cx4="http://schemas.microsoft.com/office/drawing/2016/5/10/chartex" xmlns:cx5="http://schemas.microsoft.com/office/drawing/2016/5/11/chartex" xmlns:cx6="http://schemas.microsoft.com/office/drawing/2016/5/12/chartex" xmlns:cx7="http://schemas.microsoft.com/office/drawing/2016/5/13/chartex" xmlns:cx8="http://schemas.microsoft.com/office/drawing/2016/5/14/chartex" xmlns:mc="http://schemas.openxmlformats.org/markup-compatibility/2006" xmlns:aink="http://schemas.microsoft.com/office/drawing/2016/ink" xmlns:am3d="http://schemas.microsoft.com/office/drawing/2017/model3d" xmlns:o="urn:schemas-microsoft-com:office:office" xmlns:r="http://schemas.openxmlformats.org/officeDocument/2006/relationships" xmlns:m="http://schemas.openxmlformats.org/officeDocument/2006/math" xmlns:v="urn:schemas-microsoft-com:vml" xmlns:wp14="http://schemas.microsoft.com/office/word/2010/wordprocessingDrawing" xmlns:wp="http://schemas.openxmlformats.org/drawingml/2006/wordprocessingDrawing" xmlns:w10="urn:schemas-microsoft-com:office:word" xmlns:w="http://schemas.openxmlformats.org/wordprocessingml/2006/main" xmlns:w14="http://schemas.microsoft.com/office/word/2010/wordml" xmlns:w15="http://schemas.microsoft.com/office/word/2012/wordml" xmlns:w16cid="http://schemas.microsoft.com/office/word/2016/wordml/cid" xmlns:w16se="http://schemas.microsoft.com/office/word/2015/wordml/symex" xmlns:wpg="http://schemas.microsoft.com/office/word/2010/wordprocessingGroup" xmlns:wpi="http://schemas.microsoft.com/office/word/2010/wordprocessingInk" xmlns:wne="http://schemas.microsoft.com/office/word/2006/wordml" xmlns:wps="http://schemas.microsoft.com/office/word/2010/wordprocessingShape" mc:Ignorable="w14 w15 w16se w16cid wp14">
   <w:footnote w:type="separator" w:id="-1">
     <w:p>
       <w:r>
@@ -3077,7 +3586,7 @@
 </file>
 
 <file path=word/numbering.xml><?xml version="1.0" encoding="utf-8"?>
-<w:numbering xmlns:wpc="http://schemas.microsoft.com/office/word/2010/wordprocessingCanvas" xmlns:cx="http://schemas.microsoft.com/office/drawing/2014/chartex" xmlns:cx1="http://schemas.microsoft.com/office/drawing/2015/9/8/chartex" xmlns:cx2="http://schemas.microsoft.com/office/drawing/2015/10/21/chartex" xmlns:cx3="http://schemas.microsoft.com/office/drawing/2016/5/9/chartex" xmlns:cx4="http://schemas.microsoft.com/office/drawing/2016/5/10/chartex" xmlns:cx5="http://schemas.microsoft.com/office/drawing/2016/5/11/chartex" xmlns:cx6="http://schemas.microsoft.com/office/drawing/2016/5/12/chartex" xmlns:cx7="http://schemas.microsoft.com/office/drawing/2016/5/13/chartex" xmlns:cx8="http://schemas.microsoft.com/office/drawing/2016/5/14/chartex" xmlns:mc="http://schemas.openxmlformats.org/markup-compatibility/2006" xmlns:aink="http://schemas.microsoft.com/office/drawing/2016/ink" xmlns:am3d="http://schemas.microsoft.com/office/drawing/2017/model3d" xmlns:o="urn:schemas-microsoft-com:office:office" xmlns:r="http://schemas.openxmlformats.org/officeDocument/2006/relationships" xmlns:m="http://schemas.openxmlformats.org/officeDocument/2006/math" xmlns:v="urn:schemas-microsoft-com:vml" xmlns:wp14="http://schemas.microsoft.com/office/word/2010/wordprocessingDrawing" xmlns:wp="http://schemas.openxmlformats.org/drawingml/2006/wordprocessingDrawing" xmlns:w10="urn:schemas-microsoft-com:office:word" xmlns:w="http://schemas.openxmlformats.org/wordprocessingml/2006/main" xmlns:w14="http://schemas.microsoft.com/office/word/2010/wordml" xmlns:w15="http://schemas.microsoft.com/office/word/2012/wordml" xmlns:w16cex="http://schemas.microsoft.com/office/word/2018/wordml/cex" xmlns:w16cid="http://schemas.microsoft.com/office/word/2016/wordml/cid" xmlns:w16="http://schemas.microsoft.com/office/word/2018/wordml" xmlns:w16se="http://schemas.microsoft.com/office/word/2015/wordml/symex" xmlns:wpg="http://schemas.microsoft.com/office/word/2010/wordprocessingGroup" xmlns:wpi="http://schemas.microsoft.com/office/word/2010/wordprocessingInk" xmlns:wne="http://schemas.microsoft.com/office/word/2006/wordml" xmlns:wps="http://schemas.microsoft.com/office/word/2010/wordprocessingShape" mc:Ignorable="w14 w15 w16se w16cid w16 w16cex wp14">
+<w:numbering xmlns:wpc="http://schemas.microsoft.com/office/word/2010/wordprocessingCanvas" xmlns:cx="http://schemas.microsoft.com/office/drawing/2014/chartex" xmlns:cx1="http://schemas.microsoft.com/office/drawing/2015/9/8/chartex" xmlns:cx2="http://schemas.microsoft.com/office/drawing/2015/10/21/chartex" xmlns:cx3="http://schemas.microsoft.com/office/drawing/2016/5/9/chartex" xmlns:cx4="http://schemas.microsoft.com/office/drawing/2016/5/10/chartex" xmlns:cx5="http://schemas.microsoft.com/office/drawing/2016/5/11/chartex" xmlns:cx6="http://schemas.microsoft.com/office/drawing/2016/5/12/chartex" xmlns:cx7="http://schemas.microsoft.com/office/drawing/2016/5/13/chartex" xmlns:cx8="http://schemas.microsoft.com/office/drawing/2016/5/14/chartex" xmlns:mc="http://schemas.openxmlformats.org/markup-compatibility/2006" xmlns:aink="http://schemas.microsoft.com/office/drawing/2016/ink" xmlns:am3d="http://schemas.microsoft.com/office/drawing/2017/model3d" xmlns:o="urn:schemas-microsoft-com:office:office" xmlns:r="http://schemas.openxmlformats.org/officeDocument/2006/relationships" xmlns:m="http://schemas.openxmlformats.org/officeDocument/2006/math" xmlns:v="urn:schemas-microsoft-com:vml" xmlns:wp14="http://schemas.microsoft.com/office/word/2010/wordprocessingDrawing" xmlns:wp="http://schemas.openxmlformats.org/drawingml/2006/wordprocessingDrawing" xmlns:w10="urn:schemas-microsoft-com:office:word" xmlns:w="http://schemas.openxmlformats.org/wordprocessingml/2006/main" xmlns:w14="http://schemas.microsoft.com/office/word/2010/wordml" xmlns:w15="http://schemas.microsoft.com/office/word/2012/wordml" xmlns:w16cid="http://schemas.microsoft.com/office/word/2016/wordml/cid" xmlns:w16se="http://schemas.microsoft.com/office/word/2015/wordml/symex" xmlns:wpg="http://schemas.microsoft.com/office/word/2010/wordprocessingGroup" xmlns:wpi="http://schemas.microsoft.com/office/word/2010/wordprocessingInk" xmlns:wne="http://schemas.microsoft.com/office/word/2006/wordml" xmlns:wps="http://schemas.microsoft.com/office/word/2010/wordprocessingShape" mc:Ignorable="w14 w15 w16se w16cid wp14">
   <w:abstractNum w:abstractNumId="0" w15:restartNumberingAfterBreak="0">
     <w:nsid w:val="04C11CB3"/>
     <w:multiLevelType w:val="hybridMultilevel"/>
@@ -4620,6 +5129,92 @@
     </w:lvl>
   </w:abstractNum>
   <w:abstractNum w:abstractNumId="14" w15:restartNumberingAfterBreak="0">
+    <w:nsid w:val="5CAA28C5"/>
+    <w:multiLevelType w:val="hybridMultilevel"/>
+    <w:tmpl w:val="737A8B44"/>
+    <w:lvl w:ilvl="0" w:tplc="0419000F">
+      <w:start w:val="1"/>
+      <w:numFmt w:val="decimal"/>
+      <w:lvlText w:val="%1."/>
+      <w:lvlJc w:val="left"/>
+      <w:pPr>
+        <w:ind w:left="1429" w:hanging="360"/>
+      </w:pPr>
+    </w:lvl>
+    <w:lvl w:ilvl="1" w:tplc="04190019" w:tentative="1">
+      <w:start w:val="1"/>
+      <w:numFmt w:val="lowerLetter"/>
+      <w:lvlText w:val="%2."/>
+      <w:lvlJc w:val="left"/>
+      <w:pPr>
+        <w:ind w:left="2149" w:hanging="360"/>
+      </w:pPr>
+    </w:lvl>
+    <w:lvl w:ilvl="2" w:tplc="0419001B" w:tentative="1">
+      <w:start w:val="1"/>
+      <w:numFmt w:val="lowerRoman"/>
+      <w:lvlText w:val="%3."/>
+      <w:lvlJc w:val="right"/>
+      <w:pPr>
+        <w:ind w:left="2869" w:hanging="180"/>
+      </w:pPr>
+    </w:lvl>
+    <w:lvl w:ilvl="3" w:tplc="0419000F" w:tentative="1">
+      <w:start w:val="1"/>
+      <w:numFmt w:val="decimal"/>
+      <w:lvlText w:val="%4."/>
+      <w:lvlJc w:val="left"/>
+      <w:pPr>
+        <w:ind w:left="3589" w:hanging="360"/>
+      </w:pPr>
+    </w:lvl>
+    <w:lvl w:ilvl="4" w:tplc="04190019" w:tentative="1">
+      <w:start w:val="1"/>
+      <w:numFmt w:val="lowerLetter"/>
+      <w:lvlText w:val="%5."/>
+      <w:lvlJc w:val="left"/>
+      <w:pPr>
+        <w:ind w:left="4309" w:hanging="360"/>
+      </w:pPr>
+    </w:lvl>
+    <w:lvl w:ilvl="5" w:tplc="0419001B" w:tentative="1">
+      <w:start w:val="1"/>
+      <w:numFmt w:val="lowerRoman"/>
+      <w:lvlText w:val="%6."/>
+      <w:lvlJc w:val="right"/>
+      <w:pPr>
+        <w:ind w:left="5029" w:hanging="180"/>
+      </w:pPr>
+    </w:lvl>
+    <w:lvl w:ilvl="6" w:tplc="0419000F" w:tentative="1">
+      <w:start w:val="1"/>
+      <w:numFmt w:val="decimal"/>
+      <w:lvlText w:val="%7."/>
+      <w:lvlJc w:val="left"/>
+      <w:pPr>
+        <w:ind w:left="5749" w:hanging="360"/>
+      </w:pPr>
+    </w:lvl>
+    <w:lvl w:ilvl="7" w:tplc="04190019" w:tentative="1">
+      <w:start w:val="1"/>
+      <w:numFmt w:val="lowerLetter"/>
+      <w:lvlText w:val="%8."/>
+      <w:lvlJc w:val="left"/>
+      <w:pPr>
+        <w:ind w:left="6469" w:hanging="360"/>
+      </w:pPr>
+    </w:lvl>
+    <w:lvl w:ilvl="8" w:tplc="0419001B" w:tentative="1">
+      <w:start w:val="1"/>
+      <w:numFmt w:val="lowerRoman"/>
+      <w:lvlText w:val="%9."/>
+      <w:lvlJc w:val="right"/>
+      <w:pPr>
+        <w:ind w:left="7189" w:hanging="180"/>
+      </w:pPr>
+    </w:lvl>
+  </w:abstractNum>
+  <w:abstractNum w:abstractNumId="15" w15:restartNumberingAfterBreak="0">
     <w:nsid w:val="60322832"/>
     <w:multiLevelType w:val="hybridMultilevel"/>
     <w:tmpl w:val="643A82A8"/>
@@ -4732,7 +5327,7 @@
       </w:rPr>
     </w:lvl>
   </w:abstractNum>
-  <w:abstractNum w:abstractNumId="15" w15:restartNumberingAfterBreak="0">
+  <w:abstractNum w:abstractNumId="16" w15:restartNumberingAfterBreak="0">
     <w:nsid w:val="60B727CE"/>
     <w:multiLevelType w:val="multilevel"/>
     <w:tmpl w:val="A880C908"/>
@@ -4881,7 +5476,7 @@
       </w:rPr>
     </w:lvl>
   </w:abstractNum>
-  <w:abstractNum w:abstractNumId="16" w15:restartNumberingAfterBreak="0">
+  <w:abstractNum w:abstractNumId="17" w15:restartNumberingAfterBreak="0">
     <w:nsid w:val="61B10128"/>
     <w:multiLevelType w:val="multilevel"/>
     <w:tmpl w:val="FCE22E92"/>
@@ -5030,7 +5625,7 @@
       </w:rPr>
     </w:lvl>
   </w:abstractNum>
-  <w:abstractNum w:abstractNumId="17" w15:restartNumberingAfterBreak="0">
+  <w:abstractNum w:abstractNumId="18" w15:restartNumberingAfterBreak="0">
     <w:nsid w:val="63C966BC"/>
     <w:multiLevelType w:val="hybridMultilevel"/>
     <w:tmpl w:val="0DC0E78C"/>
@@ -5116,7 +5711,7 @@
       </w:pPr>
     </w:lvl>
   </w:abstractNum>
-  <w:abstractNum w:abstractNumId="18" w15:restartNumberingAfterBreak="0">
+  <w:abstractNum w:abstractNumId="19" w15:restartNumberingAfterBreak="0">
     <w:nsid w:val="64537FDC"/>
     <w:multiLevelType w:val="hybridMultilevel"/>
     <w:tmpl w:val="BBA88B94"/>
@@ -5229,7 +5824,7 @@
       </w:rPr>
     </w:lvl>
   </w:abstractNum>
-  <w:abstractNum w:abstractNumId="19" w15:restartNumberingAfterBreak="0">
+  <w:abstractNum w:abstractNumId="20" w15:restartNumberingAfterBreak="0">
     <w:nsid w:val="68C061F8"/>
     <w:multiLevelType w:val="hybridMultilevel"/>
     <w:tmpl w:val="8D2090F4"/>
@@ -5318,7 +5913,7 @@
       </w:pPr>
     </w:lvl>
   </w:abstractNum>
-  <w:abstractNum w:abstractNumId="20" w15:restartNumberingAfterBreak="0">
+  <w:abstractNum w:abstractNumId="21" w15:restartNumberingAfterBreak="0">
     <w:nsid w:val="6AB609F5"/>
     <w:multiLevelType w:val="singleLevel"/>
     <w:tmpl w:val="4FBA0026"/>
@@ -5336,7 +5931,7 @@
       </w:rPr>
     </w:lvl>
   </w:abstractNum>
-  <w:abstractNum w:abstractNumId="21" w15:restartNumberingAfterBreak="0">
+  <w:abstractNum w:abstractNumId="22" w15:restartNumberingAfterBreak="0">
     <w:nsid w:val="6AEF25E5"/>
     <w:multiLevelType w:val="hybridMultilevel"/>
     <w:tmpl w:val="DA6E624E"/>
@@ -5449,7 +6044,7 @@
       </w:rPr>
     </w:lvl>
   </w:abstractNum>
-  <w:abstractNum w:abstractNumId="22" w15:restartNumberingAfterBreak="0">
+  <w:abstractNum w:abstractNumId="23" w15:restartNumberingAfterBreak="0">
     <w:nsid w:val="71F34609"/>
     <w:multiLevelType w:val="hybridMultilevel"/>
     <w:tmpl w:val="EBF6C1AC"/>
@@ -5538,7 +6133,7 @@
       </w:pPr>
     </w:lvl>
   </w:abstractNum>
-  <w:abstractNum w:abstractNumId="23" w15:restartNumberingAfterBreak="0">
+  <w:abstractNum w:abstractNumId="24" w15:restartNumberingAfterBreak="0">
     <w:nsid w:val="74B8778D"/>
     <w:multiLevelType w:val="multilevel"/>
     <w:tmpl w:val="493007B2"/>
@@ -5624,7 +6219,7 @@
       </w:pPr>
     </w:lvl>
   </w:abstractNum>
-  <w:abstractNum w:abstractNumId="24" w15:restartNumberingAfterBreak="0">
+  <w:abstractNum w:abstractNumId="25" w15:restartNumberingAfterBreak="0">
     <w:nsid w:val="75E944B1"/>
     <w:multiLevelType w:val="multilevel"/>
     <w:tmpl w:val="F41204C2"/>
@@ -5773,7 +6368,7 @@
       </w:rPr>
     </w:lvl>
   </w:abstractNum>
-  <w:abstractNum w:abstractNumId="25" w15:restartNumberingAfterBreak="0">
+  <w:abstractNum w:abstractNumId="26" w15:restartNumberingAfterBreak="0">
     <w:nsid w:val="7CEA7EA5"/>
     <w:multiLevelType w:val="multilevel"/>
     <w:tmpl w:val="823A70C0"/>
@@ -5929,7 +6524,7 @@
     </w:lvlOverride>
   </w:num>
   <w:num w:numId="2">
-    <w:abstractNumId w:val="20"/>
+    <w:abstractNumId w:val="21"/>
     <w:lvlOverride w:ilvl="0">
       <w:startOverride w:val="1"/>
     </w:lvlOverride>
@@ -5938,7 +6533,7 @@
     <w:abstractNumId w:val="7"/>
   </w:num>
   <w:num w:numId="4">
-    <w:abstractNumId w:val="23"/>
+    <w:abstractNumId w:val="24"/>
     <w:lvlOverride w:ilvl="0">
       <w:startOverride w:val="1"/>
     </w:lvlOverride>
@@ -5968,7 +6563,7 @@
     </w:lvlOverride>
   </w:num>
   <w:num w:numId="5">
-    <w:abstractNumId w:val="21"/>
+    <w:abstractNumId w:val="22"/>
   </w:num>
   <w:num w:numId="6">
     <w:abstractNumId w:val="0"/>
@@ -5980,7 +6575,7 @@
     <w:abstractNumId w:val="3"/>
   </w:num>
   <w:num w:numId="9">
-    <w:abstractNumId w:val="19"/>
+    <w:abstractNumId w:val="20"/>
   </w:num>
   <w:num w:numId="10">
     <w:abstractNumId w:val="11"/>
@@ -5992,16 +6587,16 @@
     <w:abstractNumId w:val="2"/>
   </w:num>
   <w:num w:numId="13">
+    <w:abstractNumId w:val="18"/>
+  </w:num>
+  <w:num w:numId="14">
+    <w:abstractNumId w:val="25"/>
+  </w:num>
+  <w:num w:numId="15">
     <w:abstractNumId w:val="17"/>
   </w:num>
-  <w:num w:numId="14">
-    <w:abstractNumId w:val="24"/>
-  </w:num>
-  <w:num w:numId="15">
-    <w:abstractNumId w:val="16"/>
-  </w:num>
   <w:num w:numId="16">
-    <w:abstractNumId w:val="25"/>
+    <w:abstractNumId w:val="26"/>
   </w:num>
   <w:num w:numId="17">
     <w:abstractNumId w:val="9"/>
@@ -6016,28 +6611,31 @@
     <w:abstractNumId w:val="13"/>
   </w:num>
   <w:num w:numId="21">
-    <w:abstractNumId w:val="15"/>
+    <w:abstractNumId w:val="16"/>
   </w:num>
   <w:num w:numId="22">
     <w:abstractNumId w:val="12"/>
   </w:num>
   <w:num w:numId="23">
-    <w:abstractNumId w:val="18"/>
+    <w:abstractNumId w:val="19"/>
   </w:num>
   <w:num w:numId="24">
-    <w:abstractNumId w:val="14"/>
+    <w:abstractNumId w:val="15"/>
   </w:num>
   <w:num w:numId="25">
     <w:abstractNumId w:val="10"/>
   </w:num>
   <w:num w:numId="26">
-    <w:abstractNumId w:val="22"/>
+    <w:abstractNumId w:val="23"/>
+  </w:num>
+  <w:num w:numId="27">
+    <w:abstractNumId w:val="14"/>
   </w:num>
 </w:numbering>
 </file>
 
 <file path=word/styles.xml><?xml version="1.0" encoding="utf-8"?>
-<w:styles xmlns:mc="http://schemas.openxmlformats.org/markup-compatibility/2006" xmlns:r="http://schemas.openxmlformats.org/officeDocument/2006/relationships" xmlns:w="http://schemas.openxmlformats.org/wordprocessingml/2006/main" xmlns:w14="http://schemas.microsoft.com/office/word/2010/wordml" xmlns:w15="http://schemas.microsoft.com/office/word/2012/wordml" xmlns:w16cex="http://schemas.microsoft.com/office/word/2018/wordml/cex" xmlns:w16cid="http://schemas.microsoft.com/office/word/2016/wordml/cid" xmlns:w16="http://schemas.microsoft.com/office/word/2018/wordml" xmlns:w16se="http://schemas.microsoft.com/office/word/2015/wordml/symex" mc:Ignorable="w14 w15 w16se w16cid w16 w16cex">
+<w:styles xmlns:mc="http://schemas.openxmlformats.org/markup-compatibility/2006" xmlns:r="http://schemas.openxmlformats.org/officeDocument/2006/relationships" xmlns:w="http://schemas.openxmlformats.org/wordprocessingml/2006/main" xmlns:w14="http://schemas.microsoft.com/office/word/2010/wordml" xmlns:w15="http://schemas.microsoft.com/office/word/2012/wordml" xmlns:w16cid="http://schemas.microsoft.com/office/word/2016/wordml/cid" xmlns:w16se="http://schemas.microsoft.com/office/word/2015/wordml/symex" mc:Ignorable="w14 w15 w16se w16cid">
   <w:docDefaults>
     <w:rPrDefault>
       <w:rPr>
@@ -7216,7 +7814,7 @@
 </file>
 
 <file path=customXml/itemProps1.xml><?xml version="1.0" encoding="utf-8"?>
-<ds:datastoreItem xmlns:ds="http://schemas.openxmlformats.org/officeDocument/2006/customXml" ds:itemID="{0CAB1314-A18A-462B-AC7A-D5F9E72D6466}">
+<ds:datastoreItem xmlns:ds="http://schemas.openxmlformats.org/officeDocument/2006/customXml" ds:itemID="{F81B1A82-F3D1-4669-ABE3-A60CF6BA6A0D}">
   <ds:schemaRefs>
     <ds:schemaRef ds:uri="http://schemas.openxmlformats.org/officeDocument/2006/bibliography"/>
   </ds:schemaRefs>
